--- a/Lab01/K23CNT3-VuTienDuc-2310900023-BC-Lab01.docx
+++ b/Lab01/K23CNT3-VuTienDuc-2310900023-BC-Lab01.docx
@@ -353,21 +353,12 @@
                                       <w:szCs w:val="28"/>
                                     </w:rPr>
                                   </w:pPr>
-                                  <w:proofErr w:type="gramStart"/>
                                   <w:r>
                                     <w:rPr>
                                       <w:b/>
                                       <w:bCs/>
                                     </w:rPr>
-                                    <w:t>Th.S</w:t>
-                                  </w:r>
-                                  <w:proofErr w:type="gramEnd"/>
-                                  <w:r>
-                                    <w:rPr>
-                                      <w:b/>
-                                      <w:bCs/>
-                                    </w:rPr>
-                                    <w:t xml:space="preserve"> Trịnh Văn Chung</w:t>
+                                    <w:t>Th.S Trịnh Văn Chung</w:t>
                                   </w:r>
                                 </w:p>
                               </w:tc>
@@ -993,21 +984,12 @@
                                 <w:szCs w:val="28"/>
                               </w:rPr>
                             </w:pPr>
-                            <w:proofErr w:type="gramStart"/>
                             <w:r>
                               <w:rPr>
                                 <w:b/>
                                 <w:bCs/>
                               </w:rPr>
-                              <w:t>Th.S</w:t>
-                            </w:r>
-                            <w:proofErr w:type="gramEnd"/>
-                            <w:r>
-                              <w:rPr>
-                                <w:b/>
-                                <w:bCs/>
-                              </w:rPr>
-                              <w:t xml:space="preserve"> Trịnh Văn Chung</w:t>
+                              <w:t>Th.S Trịnh Văn Chung</w:t>
                             </w:r>
                           </w:p>
                         </w:tc>
@@ -3883,11 +3865,128 @@
       <w:pPr>
         <w:ind w:firstLine="0"/>
       </w:pPr>
+      <w:r>
+        <w:drawing>
+          <wp:inline distT="0" distB="0" distL="0" distR="0" wp14:anchorId="71C96469" wp14:editId="772B8DB9">
+            <wp:extent cx="5760720" cy="3035300"/>
+            <wp:effectExtent l="0" t="0" r="0" b="0"/>
+            <wp:docPr id="766308986" name="Picture 1"/>
+            <wp:cNvGraphicFramePr>
+              <a:graphicFrameLocks xmlns:a="http://schemas.openxmlformats.org/drawingml/2006/main" noChangeAspect="1"/>
+            </wp:cNvGraphicFramePr>
+            <a:graphic xmlns:a="http://schemas.openxmlformats.org/drawingml/2006/main">
+              <a:graphicData uri="http://schemas.openxmlformats.org/drawingml/2006/picture">
+                <pic:pic xmlns:pic="http://schemas.openxmlformats.org/drawingml/2006/picture">
+                  <pic:nvPicPr>
+                    <pic:cNvPr id="766308986" name=""/>
+                    <pic:cNvPicPr/>
+                  </pic:nvPicPr>
+                  <pic:blipFill>
+                    <a:blip r:embed="rId10"/>
+                    <a:stretch>
+                      <a:fillRect/>
+                    </a:stretch>
+                  </pic:blipFill>
+                  <pic:spPr>
+                    <a:xfrm>
+                      <a:off x="0" y="0"/>
+                      <a:ext cx="5760720" cy="3035300"/>
+                    </a:xfrm>
+                    <a:prstGeom prst="rect">
+                      <a:avLst/>
+                    </a:prstGeom>
+                  </pic:spPr>
+                </pic:pic>
+              </a:graphicData>
+            </a:graphic>
+          </wp:inline>
+        </w:drawing>
+      </w:r>
+      <w:r>
+        <w:drawing>
+          <wp:inline distT="0" distB="0" distL="0" distR="0" wp14:anchorId="7B9818D8" wp14:editId="1854A4B4">
+            <wp:extent cx="5760720" cy="3086100"/>
+            <wp:effectExtent l="0" t="0" r="0" b="0"/>
+            <wp:docPr id="1896313388" name="Picture 1"/>
+            <wp:cNvGraphicFramePr>
+              <a:graphicFrameLocks xmlns:a="http://schemas.openxmlformats.org/drawingml/2006/main" noChangeAspect="1"/>
+            </wp:cNvGraphicFramePr>
+            <a:graphic xmlns:a="http://schemas.openxmlformats.org/drawingml/2006/main">
+              <a:graphicData uri="http://schemas.openxmlformats.org/drawingml/2006/picture">
+                <pic:pic xmlns:pic="http://schemas.openxmlformats.org/drawingml/2006/picture">
+                  <pic:nvPicPr>
+                    <pic:cNvPr id="1896313388" name=""/>
+                    <pic:cNvPicPr/>
+                  </pic:nvPicPr>
+                  <pic:blipFill>
+                    <a:blip r:embed="rId11"/>
+                    <a:stretch>
+                      <a:fillRect/>
+                    </a:stretch>
+                  </pic:blipFill>
+                  <pic:spPr>
+                    <a:xfrm>
+                      <a:off x="0" y="0"/>
+                      <a:ext cx="5760720" cy="3086100"/>
+                    </a:xfrm>
+                    <a:prstGeom prst="rect">
+                      <a:avLst/>
+                    </a:prstGeom>
+                  </pic:spPr>
+                </pic:pic>
+              </a:graphicData>
+            </a:graphic>
+          </wp:inline>
+        </w:drawing>
+      </w:r>
     </w:p>
     <w:p>
       <w:pPr>
         <w:ind w:firstLine="0"/>
       </w:pPr>
+    </w:p>
+    <w:p>
+      <w:pPr>
+        <w:ind w:firstLine="0"/>
+      </w:pPr>
+      <w:r>
+        <w:lastRenderedPageBreak/>
+        <w:drawing>
+          <wp:inline distT="0" distB="0" distL="0" distR="0" wp14:anchorId="09205AEC" wp14:editId="4FEA4FD9">
+            <wp:extent cx="5760720" cy="3038475"/>
+            <wp:effectExtent l="0" t="0" r="0" b="9525"/>
+            <wp:docPr id="1499384087" name="Picture 1"/>
+            <wp:cNvGraphicFramePr>
+              <a:graphicFrameLocks xmlns:a="http://schemas.openxmlformats.org/drawingml/2006/main" noChangeAspect="1"/>
+            </wp:cNvGraphicFramePr>
+            <a:graphic xmlns:a="http://schemas.openxmlformats.org/drawingml/2006/main">
+              <a:graphicData uri="http://schemas.openxmlformats.org/drawingml/2006/picture">
+                <pic:pic xmlns:pic="http://schemas.openxmlformats.org/drawingml/2006/picture">
+                  <pic:nvPicPr>
+                    <pic:cNvPr id="1499384087" name=""/>
+                    <pic:cNvPicPr/>
+                  </pic:nvPicPr>
+                  <pic:blipFill>
+                    <a:blip r:embed="rId12"/>
+                    <a:stretch>
+                      <a:fillRect/>
+                    </a:stretch>
+                  </pic:blipFill>
+                  <pic:spPr>
+                    <a:xfrm>
+                      <a:off x="0" y="0"/>
+                      <a:ext cx="5760720" cy="3038475"/>
+                    </a:xfrm>
+                    <a:prstGeom prst="rect">
+                      <a:avLst/>
+                    </a:prstGeom>
+                  </pic:spPr>
+                </pic:pic>
+              </a:graphicData>
+            </a:graphic>
+          </wp:inline>
+        </w:drawing>
+      </w:r>
     </w:p>
     <w:p>
       <w:pPr>
@@ -3901,10 +4000,47 @@
         </w:rPr>
       </w:pPr>
       <w:r>
+        <w:drawing>
+          <wp:inline distT="0" distB="0" distL="0" distR="0" wp14:anchorId="3251C654" wp14:editId="4A74E3CA">
+            <wp:extent cx="5760720" cy="3110230"/>
+            <wp:effectExtent l="0" t="0" r="0" b="0"/>
+            <wp:docPr id="1932230991" name="Picture 1"/>
+            <wp:cNvGraphicFramePr>
+              <a:graphicFrameLocks xmlns:a="http://schemas.openxmlformats.org/drawingml/2006/main" noChangeAspect="1"/>
+            </wp:cNvGraphicFramePr>
+            <a:graphic xmlns:a="http://schemas.openxmlformats.org/drawingml/2006/main">
+              <a:graphicData uri="http://schemas.openxmlformats.org/drawingml/2006/picture">
+                <pic:pic xmlns:pic="http://schemas.openxmlformats.org/drawingml/2006/picture">
+                  <pic:nvPicPr>
+                    <pic:cNvPr id="1932230991" name=""/>
+                    <pic:cNvPicPr/>
+                  </pic:nvPicPr>
+                  <pic:blipFill>
+                    <a:blip r:embed="rId13"/>
+                    <a:stretch>
+                      <a:fillRect/>
+                    </a:stretch>
+                  </pic:blipFill>
+                  <pic:spPr>
+                    <a:xfrm>
+                      <a:off x="0" y="0"/>
+                      <a:ext cx="5760720" cy="3110230"/>
+                    </a:xfrm>
+                    <a:prstGeom prst="rect">
+                      <a:avLst/>
+                    </a:prstGeom>
+                  </pic:spPr>
+                </pic:pic>
+              </a:graphicData>
+            </a:graphic>
+          </wp:inline>
+        </w:drawing>
+      </w:r>
+      <w:r>
         <w:br w:type="page"/>
       </w:r>
-      <w:bookmarkStart w:id="15" w:name="_Toc225586171"/>
-      <w:bookmarkStart w:id="16" w:name="_Toc235469532"/>
+      <w:bookmarkStart w:id="15" w:name="_Toc235469532"/>
+      <w:bookmarkStart w:id="16" w:name="_Toc225586171"/>
       <w:r>
         <w:rPr>
           <w:b/>
@@ -3915,7 +4051,7 @@
         <w:lastRenderedPageBreak/>
         <w:t>Kêt luận</w:t>
       </w:r>
-      <w:bookmarkEnd w:id="16"/>
+      <w:bookmarkEnd w:id="15"/>
     </w:p>
     <w:p>
       <w:r>
@@ -3972,7 +4108,7 @@
         </w:rPr>
         <w:t>TÀI LIỆU THAM KHẢO</w:t>
       </w:r>
-      <w:bookmarkEnd w:id="15"/>
+      <w:bookmarkEnd w:id="16"/>
       <w:bookmarkEnd w:id="17"/>
     </w:p>
     <w:p>
@@ -3984,7 +4120,7 @@
       </w:pPr>
     </w:p>
     <w:sectPr>
-      <w:footerReference w:type="default" r:id="rId10"/>
+      <w:footerReference w:type="default" r:id="rId14"/>
       <w:pgSz w:w="11907" w:h="16840" w:code="9"/>
       <w:pgMar w:top="1418" w:right="1134" w:bottom="1418" w:left="1701" w:header="567" w:footer="567" w:gutter="0"/>
       <w:pgNumType w:start="3"/>
@@ -11389,6 +11525,7 @@
   <w:style w:type="character" w:default="1" w:styleId="DefaultParagraphFont">
     <w:name w:val="Default Paragraph Font"/>
     <w:uiPriority w:val="1"/>
+    <w:semiHidden/>
     <w:unhideWhenUsed/>
   </w:style>
   <w:style w:type="table" w:default="1" w:styleId="TableNormal">
